--- a/Documents/wuduh-dev-plan-v2.docx
+++ b/Documents/wuduh-dev-plan-v2.docx
@@ -72,7 +72,7 @@
           <w:sz w:val="22"/>
           <w:szCs w:val="22"/>
         </w:rPr>
-        <w:t xml:space="preserve">52-card guided journey across 8 sections — all live</w:t>
+        <w:t xml:space="preserve">58-card guided journey across 8 sections — all live</w:t>
       </w:r>
     </w:p>
     <w:p>
@@ -829,7 +829,7 @@
           <w:sz w:val="22"/>
           <w:szCs w:val="22"/>
         </w:rPr>
-        <w:t xml:space="preserve">Password reset flow — /reset-password and /update-password pages</w:t>
+        <w:t xml:space="preserve">Password reset flow — /reset-password and /reset-password/update pages (live and tested)</w:t>
       </w:r>
     </w:p>
     <w:p>
@@ -901,7 +901,7 @@
           <w:sz w:val="22"/>
           <w:szCs w:val="22"/>
         </w:rPr>
-        <w:t xml:space="preserve">Edge-level JWT auth guard — later hardening so proxy.ts can validate at the edge without a DB call</w:t>
+        <w:t xml:space="preserve">Edge-level JWT auth guard — later hardening: add an edge middleware to validate the session without a DB call (no middleware/proxy file exists today)</w:t>
       </w:r>
     </w:p>
     <w:p>
@@ -927,7 +927,7 @@
           <w:sz w:val="22"/>
           <w:szCs w:val="22"/>
         </w:rPr>
-        <w:t xml:space="preserve">Financial projections engine — break-even, CAC/LTV, auto-generated charts in the PDF export</w:t>
+        <w:t xml:space="preserve">Financial projections engine — ✅ Delivered (shipped during the MVP build, ahead of this roadmap): interpolated 12-month customer ramp, revenue/cost lines, break-even, month-12 MRR, gross margin and runway — rendered as a live SVG chart in the study UI (sections S4–S8) and an auto-inserted projections page in the PDF export. CAC/LTV metrics still to come.</w:t>
       </w:r>
     </w:p>
     <w:p>
